--- a/outputs/02_Executive_Summary.docx
+++ b/outputs/02_Executive_Summary.docx
@@ -511,7 +511,7 @@
         <w:t xml:space="preserve"> </w:t>
       </w:r>
       <w:r>
-        <w:t xml:space="preserve">Formalized the collaboration protocol between CSC capstone teams and Graphic Design students with a documented three-brief exchange (Product Brief, Technical Brief, Design Brief Response), three milestone-anchored touchpoints across Sprint 0 and Sprint 1, and a 100-point pitch-and-collaboration rubric measuring communication quality, deliverable integration, collaboration process, and final product quality. GRD students were integrated into the AlgoCratic Futures simulation as a defined GREY-clearance cross-functional role. Five paired teams, five completed projects, 100% milestone completion, average collaboration score 87/100, with both departments committing to continue and refine the protocol for Fall 2026.</w:t>
+        <w:t xml:space="preserve">Formalized the collaboration protocol between CSC capstone teams and Graphic Design students with a documented three-brief exchange (Product Brief, Technical Brief, Design Brief Response), three milestone-anchored touchpoints across Sprint 0 and Sprint 1, and a 100-point pitch-and-collaboration rubric measuring communication quality, deliverable integration, collaboration process, and final product quality. GRD students were integrated into the AlgoCratic Futures simulation as a defined GRAY-clearance cross-functional role. Five paired teams, five completed projects, 100% milestone completion, average collaboration score 87/100, with both departments committing to continue and refine the protocol for Fall 2026.</w:t>
       </w:r>
     </w:p>
     <w:p>

--- a/outputs/02_Executive_Summary.docx
+++ b/outputs/02_Executive_Summary.docx
@@ -824,7 +824,7 @@
   <w:docDefaults>
     <w:rPrDefault>
       <w:rPr>
-        <w:rFonts w:asciiTheme="minorHAnsi" w:cstheme="minorBidi" w:eastAsiaTheme="minorEastAsia" w:hAnsiTheme="minorHAnsi"/>
+        <w:rFonts w:ascii="Kallisto" w:cs="Kallisto" w:eastAsia="Kallisto" w:hAnsi="Kallisto"/>
         <w:sz w:val="24"/>
         <w:szCs w:val="24"/>
         <w:lang w:bidi="ar-SA" w:eastAsia="zh-CN" w:val="en-US"/>
@@ -878,7 +878,7 @@
       <w:jc w:val="center"/>
     </w:pPr>
     <w:rPr>
-      <w:rFonts w:asciiTheme="majorHAnsi" w:cstheme="majorBidi" w:eastAsiaTheme="majorEastAsia" w:hAnsiTheme="majorHAnsi"/>
+      <w:rFonts w:ascii="Magistral" w:cs="Magistral" w:eastAsia="Magistral" w:hAnsi="Magistral"/>
       <w:sz w:val="56"/>
       <w:szCs w:val="56"/>
     </w:rPr>
@@ -890,7 +890,7 @@
     <w:uiPriority w:val="10"/>
     <w:rsid w:val="00A10FD9"/>
     <w:rPr>
-      <w:rFonts w:asciiTheme="majorHAnsi" w:cstheme="majorBidi" w:eastAsiaTheme="majorEastAsia" w:hAnsiTheme="majorHAnsi"/>
+      <w:rFonts w:ascii="Magistral" w:cs="Magistral" w:eastAsia="Magistral" w:hAnsi="Magistral"/>
       <w:sz w:val="56"/>
       <w:szCs w:val="56"/>
     </w:rPr>
@@ -1012,8 +1012,8 @@
       <w:outlineLvl w:val="0"/>
     </w:pPr>
     <w:rPr>
-      <w:rFonts w:asciiTheme="majorHAnsi" w:cstheme="majorBidi" w:eastAsiaTheme="majorEastAsia" w:hAnsiTheme="majorHAnsi"/>
-      <w:color w:themeColor="accent1" w:themeShade="BF" w:val="0F4761"/>
+      <w:rFonts w:ascii="Magistral" w:cs="Magistral" w:eastAsia="Magistral" w:hAnsi="Magistral"/>
+      <w:color w:val="1A2332"/>
       <w:sz w:val="40"/>
       <w:szCs w:val="40"/>
     </w:rPr>
@@ -1035,8 +1035,8 @@
       <w:outlineLvl w:val="1"/>
     </w:pPr>
     <w:rPr>
-      <w:rFonts w:asciiTheme="majorHAnsi" w:cstheme="majorBidi" w:eastAsiaTheme="majorEastAsia" w:hAnsiTheme="majorHAnsi"/>
-      <w:color w:themeColor="accent1" w:themeShade="BF" w:val="0F4761"/>
+      <w:rFonts w:ascii="Magistral" w:cs="Magistral" w:eastAsia="Magistral" w:hAnsi="Magistral"/>
+      <w:color w:val="1A2332"/>
       <w:sz w:val="32"/>
       <w:szCs w:val="32"/>
     </w:rPr>
@@ -1059,7 +1059,7 @@
     </w:pPr>
     <w:rPr>
       <w:rFonts w:cstheme="majorBidi" w:eastAsiaTheme="majorEastAsia"/>
-      <w:color w:themeColor="accent1" w:themeShade="BF" w:val="0F4761"/>
+      <w:color w:val="1A2332"/>
       <w:sz w:val="28"/>
       <w:szCs w:val="28"/>
     </w:rPr>
@@ -1084,7 +1084,7 @@
       <w:rFonts w:cstheme="majorBidi" w:eastAsiaTheme="majorEastAsia"/>
       <w:i/>
       <w:iCs/>
-      <w:color w:themeColor="accent1" w:themeShade="BF" w:val="0F4761"/>
+      <w:color w:val="1A2332"/>
     </w:rPr>
   </w:style>
   <w:style w:styleId="Heading5" w:type="paragraph">
@@ -1105,7 +1105,7 @@
     </w:pPr>
     <w:rPr>
       <w:rFonts w:cstheme="majorBidi" w:eastAsiaTheme="majorEastAsia"/>
-      <w:color w:themeColor="accent1" w:themeShade="BF" w:val="0F4761"/>
+      <w:color w:val="1A2332"/>
     </w:rPr>
   </w:style>
   <w:style w:styleId="Heading6" w:type="paragraph">
@@ -1203,8 +1203,8 @@
     <w:uiPriority w:val="9"/>
     <w:rsid w:val="00A10FD9"/>
     <w:rPr>
-      <w:rFonts w:asciiTheme="majorHAnsi" w:cstheme="majorBidi" w:eastAsiaTheme="majorEastAsia" w:hAnsiTheme="majorHAnsi"/>
-      <w:color w:themeColor="accent1" w:themeShade="BF" w:val="0F4761"/>
+      <w:rFonts w:ascii="Magistral" w:cs="Magistral" w:eastAsia="Magistral" w:hAnsi="Magistral"/>
+      <w:color w:val="1A2332"/>
       <w:sz w:val="40"/>
       <w:szCs w:val="40"/>
     </w:rPr>
@@ -1217,8 +1217,8 @@
     <w:semiHidden/>
     <w:rsid w:val="00A10FD9"/>
     <w:rPr>
-      <w:rFonts w:asciiTheme="majorHAnsi" w:cstheme="majorBidi" w:eastAsiaTheme="majorEastAsia" w:hAnsiTheme="majorHAnsi"/>
-      <w:color w:themeColor="accent1" w:themeShade="BF" w:val="0F4761"/>
+      <w:rFonts w:ascii="Magistral" w:cs="Magistral" w:eastAsia="Magistral" w:hAnsi="Magistral"/>
+      <w:color w:val="1A2332"/>
       <w:sz w:val="32"/>
       <w:szCs w:val="32"/>
     </w:rPr>
@@ -1232,7 +1232,7 @@
     <w:rsid w:val="00A10FD9"/>
     <w:rPr>
       <w:rFonts w:cstheme="majorBidi" w:eastAsiaTheme="majorEastAsia"/>
-      <w:color w:themeColor="accent1" w:themeShade="BF" w:val="0F4761"/>
+      <w:color w:val="1A2332"/>
       <w:sz w:val="28"/>
       <w:szCs w:val="28"/>
     </w:rPr>
@@ -1248,7 +1248,7 @@
       <w:rFonts w:cstheme="majorBidi" w:eastAsiaTheme="majorEastAsia"/>
       <w:i/>
       <w:iCs/>
-      <w:color w:themeColor="accent1" w:themeShade="BF" w:val="0F4761"/>
+      <w:color w:val="1A2332"/>
     </w:rPr>
   </w:style>
   <w:style w:customStyle="1" w:styleId="Heading5Char" w:type="character">
@@ -1260,7 +1260,7 @@
     <w:rsid w:val="00A10FD9"/>
     <w:rPr>
       <w:rFonts w:cstheme="majorBidi" w:eastAsiaTheme="majorEastAsia"/>
-      <w:color w:themeColor="accent1" w:themeShade="BF" w:val="0F4761"/>
+      <w:color w:val="1A2332"/>
     </w:rPr>
   </w:style>
   <w:style w:customStyle="1" w:styleId="Heading6Char" w:type="character">
@@ -1435,7 +1435,7 @@
     <w:name w:val="Verbatim Char"/>
     <w:basedOn w:val="BodyTextChar"/>
     <w:rPr>
-      <w:rFonts w:ascii="Consolas" w:hAnsi="Consolas"/>
+      <w:rFonts w:ascii="Courier Prime" w:hAnsi="Courier Prime"/>
       <w:sz w:val="22"/>
     </w:rPr>
   </w:style>

--- a/outputs/02_Executive_Summary.docx
+++ b/outputs/02_Executive_Summary.docx
@@ -824,7 +824,7 @@
   <w:docDefaults>
     <w:rPrDefault>
       <w:rPr>
-        <w:rFonts w:ascii="Kallisto" w:cs="Kallisto" w:eastAsia="Kallisto" w:hAnsi="Kallisto"/>
+        <w:rFonts w:ascii="Magistral" w:cs="Magistral" w:eastAsia="Magistral" w:hAnsi="Magistral"/>
         <w:sz w:val="24"/>
         <w:szCs w:val="24"/>
         <w:lang w:bidi="ar-SA" w:eastAsia="zh-CN" w:val="en-US"/>
@@ -842,7 +842,7 @@
     <w:qFormat/>
   </w:style>
   <w:style w:styleId="BodyText" w:type="paragraph">
-    <w:name w:val="Body Text"/>
+    <w:name w:val="AF Body Text Clean"/>
     <w:basedOn w:val="Normal"/>
     <w:link w:val="BodyTextChar"/>
     <w:qFormat/>
@@ -865,7 +865,7 @@
     </w:pPr>
   </w:style>
   <w:style w:styleId="Title" w:type="paragraph">
-    <w:name w:val="Title"/>
+    <w:name w:val="AF Title"/>
     <w:basedOn w:val="Normal"/>
     <w:next w:val="BodyText"/>
     <w:link w:val="TitleChar"/>
@@ -878,7 +878,7 @@
       <w:jc w:val="center"/>
     </w:pPr>
     <w:rPr>
-      <w:rFonts w:ascii="Magistral" w:cs="Magistral" w:eastAsia="Magistral" w:hAnsi="Magistral"/>
+      <w:rFonts w:ascii="Kallisto" w:cs="Kallisto" w:eastAsia="Kallisto" w:hAnsi="Kallisto"/>
       <w:sz w:val="56"/>
       <w:szCs w:val="56"/>
     </w:rPr>
@@ -890,7 +890,7 @@
     <w:uiPriority w:val="10"/>
     <w:rsid w:val="00A10FD9"/>
     <w:rPr>
-      <w:rFonts w:ascii="Magistral" w:cs="Magistral" w:eastAsia="Magistral" w:hAnsi="Magistral"/>
+      <w:rFonts w:ascii="Kallisto" w:cs="Kallisto" w:eastAsia="Kallisto" w:hAnsi="Kallisto"/>
       <w:sz w:val="56"/>
       <w:szCs w:val="56"/>
     </w:rPr>
@@ -998,7 +998,7 @@
     <w:rPr/>
   </w:style>
   <w:style w:styleId="Heading1" w:type="paragraph">
-    <w:name w:val="heading 1"/>
+    <w:name w:val="AF Headline"/>
     <w:basedOn w:val="Normal"/>
     <w:next w:val="BodyText"/>
     <w:link w:val="Heading1Char"/>
@@ -1012,14 +1012,14 @@
       <w:outlineLvl w:val="0"/>
     </w:pPr>
     <w:rPr>
-      <w:rFonts w:ascii="Magistral" w:cs="Magistral" w:eastAsia="Magistral" w:hAnsi="Magistral"/>
+      <w:rFonts w:ascii="Kallisto" w:cs="Kallisto" w:eastAsia="Kallisto" w:hAnsi="Kallisto"/>
       <w:color w:val="1A2332"/>
       <w:sz w:val="40"/>
       <w:szCs w:val="40"/>
     </w:rPr>
   </w:style>
   <w:style w:styleId="Heading2" w:type="paragraph">
-    <w:name w:val="heading 2"/>
+    <w:name w:val="AF Subheading"/>
     <w:basedOn w:val="Normal"/>
     <w:next w:val="BodyText"/>
     <w:link w:val="Heading2Char"/>
@@ -1035,14 +1035,14 @@
       <w:outlineLvl w:val="1"/>
     </w:pPr>
     <w:rPr>
-      <w:rFonts w:ascii="Magistral" w:cs="Magistral" w:eastAsia="Magistral" w:hAnsi="Magistral"/>
+      <w:rFonts w:ascii="Kallisto" w:cs="Kallisto" w:eastAsia="Kallisto" w:hAnsi="Kallisto"/>
       <w:color w:val="1A2332"/>
       <w:sz w:val="32"/>
       <w:szCs w:val="32"/>
     </w:rPr>
   </w:style>
   <w:style w:styleId="Heading3" w:type="paragraph">
-    <w:name w:val="heading 3"/>
+    <w:name w:val="AF Subheading"/>
     <w:basedOn w:val="Normal"/>
     <w:next w:val="BodyText"/>
     <w:link w:val="Heading3Char"/>
@@ -1203,7 +1203,7 @@
     <w:uiPriority w:val="9"/>
     <w:rsid w:val="00A10FD9"/>
     <w:rPr>
-      <w:rFonts w:ascii="Magistral" w:cs="Magistral" w:eastAsia="Magistral" w:hAnsi="Magistral"/>
+      <w:rFonts w:ascii="Kallisto" w:cs="Kallisto" w:eastAsia="Kallisto" w:hAnsi="Kallisto"/>
       <w:color w:val="1A2332"/>
       <w:sz w:val="40"/>
       <w:szCs w:val="40"/>
@@ -1217,7 +1217,7 @@
     <w:semiHidden/>
     <w:rsid w:val="00A10FD9"/>
     <w:rPr>
-      <w:rFonts w:ascii="Magistral" w:cs="Magistral" w:eastAsia="Magistral" w:hAnsi="Magistral"/>
+      <w:rFonts w:ascii="Kallisto" w:cs="Kallisto" w:eastAsia="Kallisto" w:hAnsi="Kallisto"/>
       <w:color w:val="1A2332"/>
       <w:sz w:val="32"/>
       <w:szCs w:val="32"/>
@@ -1316,7 +1316,7 @@
     </w:rPr>
   </w:style>
   <w:style w:styleId="BlockText" w:type="paragraph">
-    <w:name w:val="Block Text"/>
+    <w:name w:val="AF Pull Quote"/>
     <w:basedOn w:val="BodyText"/>
     <w:next w:val="BodyText"/>
     <w:uiPriority w:val="9"/>
@@ -1394,7 +1394,7 @@
     <w:basedOn w:val="Normal"/>
   </w:style>
   <w:style w:styleId="Caption" w:type="paragraph">
-    <w:name w:val="Caption"/>
+    <w:name w:val="AF Caption"/>
     <w:basedOn w:val="Normal"/>
     <w:link w:val="BodyTextChar"/>
     <w:pPr>
@@ -1432,7 +1432,7 @@
     <w:link w:val="BodyText"/>
   </w:style>
   <w:style w:customStyle="1" w:styleId="VerbatimChar" w:type="character">
-    <w:name w:val="Verbatim Char"/>
+    <w:name w:val="AF Inline Code"/>
     <w:basedOn w:val="BodyTextChar"/>
     <w:rPr>
       <w:rFonts w:ascii="Courier Prime" w:hAnsi="Courier Prime"/>

--- a/outputs/02_Executive_Summary.docx
+++ b/outputs/02_Executive_Summary.docx
@@ -851,13 +851,13 @@
     </w:pPr>
   </w:style>
   <w:style w:customStyle="1" w:styleId="FirstParagraph" w:type="paragraph">
-    <w:name w:val="First Paragraph"/>
+    <w:name w:val="AF Body Text Clean"/>
     <w:basedOn w:val="BodyText"/>
     <w:next w:val="BodyText"/>
     <w:qFormat/>
   </w:style>
   <w:style w:customStyle="1" w:styleId="Compact" w:type="paragraph">
-    <w:name w:val="Compact"/>
+    <w:name w:val="AF Body Text Clean"/>
     <w:basedOn w:val="BodyText"/>
     <w:qFormat/>
     <w:pPr>
@@ -1476,7 +1476,7 @@
     </w:rPr>
   </w:style>
   <w:style w:type="paragraph" w:customStyle="1" w:styleId="SourceCode">
-    <w:name w:val="Source Code"/>
+    <w:name w:val="AF Body Text Typewriter"/>
     <w:basedOn w:val="Normal"/>
     <w:link w:val="VerbatimChar"/>
     <w:pPr>

--- a/outputs/02_Executive_Summary.docx
+++ b/outputs/02_Executive_Summary.docx
@@ -824,7 +824,7 @@
   <w:docDefaults>
     <w:rPrDefault>
       <w:rPr>
-        <w:rFonts w:ascii="Magistral" w:cs="Magistral" w:eastAsia="Magistral" w:hAnsi="Magistral"/>
+        <w:rFonts w:ascii="Georgia" w:cs="Georgia" w:eastAsia="Georgia" w:hAnsi="Georgia"/>
         <w:sz w:val="24"/>
         <w:szCs w:val="24"/>
         <w:lang w:bidi="ar-SA" w:eastAsia="zh-CN" w:val="en-US"/>
@@ -878,7 +878,7 @@
       <w:jc w:val="center"/>
     </w:pPr>
     <w:rPr>
-      <w:rFonts w:ascii="Kallisto" w:cs="Kallisto" w:eastAsia="Kallisto" w:hAnsi="Kallisto"/>
+      <w:rFonts w:ascii="Arial Narrow" w:cs="Arial Narrow" w:eastAsia="Arial Narrow" w:hAnsi="Arial Narrow"/>
       <w:sz w:val="56"/>
       <w:szCs w:val="56"/>
     </w:rPr>
@@ -890,7 +890,7 @@
     <w:uiPriority w:val="10"/>
     <w:rsid w:val="00A10FD9"/>
     <w:rPr>
-      <w:rFonts w:ascii="Kallisto" w:cs="Kallisto" w:eastAsia="Kallisto" w:hAnsi="Kallisto"/>
+      <w:rFonts w:ascii="Arial Narrow" w:cs="Arial Narrow" w:eastAsia="Arial Narrow" w:hAnsi="Arial Narrow"/>
       <w:sz w:val="56"/>
       <w:szCs w:val="56"/>
     </w:rPr>
@@ -998,7 +998,7 @@
     <w:rPr/>
   </w:style>
   <w:style w:styleId="Heading1" w:type="paragraph">
-    <w:name w:val="AF Headline"/>
+    <w:name w:val="AF Title"/>
     <w:basedOn w:val="Normal"/>
     <w:next w:val="BodyText"/>
     <w:link w:val="Heading1Char"/>
@@ -1012,14 +1012,14 @@
       <w:outlineLvl w:val="0"/>
     </w:pPr>
     <w:rPr>
-      <w:rFonts w:ascii="Kallisto" w:cs="Kallisto" w:eastAsia="Kallisto" w:hAnsi="Kallisto"/>
+      <w:rFonts w:ascii="Arial Narrow" w:cs="Arial Narrow" w:eastAsia="Arial Narrow" w:hAnsi="Arial Narrow"/>
       <w:color w:val="1A2332"/>
       <w:sz w:val="40"/>
       <w:szCs w:val="40"/>
     </w:rPr>
   </w:style>
   <w:style w:styleId="Heading2" w:type="paragraph">
-    <w:name w:val="AF Subheading"/>
+    <w:name w:val="AF Headline"/>
     <w:basedOn w:val="Normal"/>
     <w:next w:val="BodyText"/>
     <w:link w:val="Heading2Char"/>
@@ -1035,7 +1035,7 @@
       <w:outlineLvl w:val="1"/>
     </w:pPr>
     <w:rPr>
-      <w:rFonts w:ascii="Kallisto" w:cs="Kallisto" w:eastAsia="Kallisto" w:hAnsi="Kallisto"/>
+      <w:rFonts w:ascii="Arial Narrow" w:cs="Arial Narrow" w:eastAsia="Arial Narrow" w:hAnsi="Arial Narrow"/>
       <w:color w:val="1A2332"/>
       <w:sz w:val="32"/>
       <w:szCs w:val="32"/>
@@ -1065,7 +1065,7 @@
     </w:rPr>
   </w:style>
   <w:style w:styleId="Heading4" w:type="paragraph">
-    <w:name w:val="heading 4"/>
+    <w:name w:val="AF Heading Soft"/>
     <w:basedOn w:val="Normal"/>
     <w:next w:val="BodyText"/>
     <w:link w:val="Heading4Char"/>
@@ -1088,7 +1088,7 @@
     </w:rPr>
   </w:style>
   <w:style w:styleId="Heading5" w:type="paragraph">
-    <w:name w:val="heading 5"/>
+    <w:name w:val="AF Heading 6"/>
     <w:basedOn w:val="Normal"/>
     <w:next w:val="BodyText"/>
     <w:link w:val="Heading5Char"/>
@@ -1203,7 +1203,7 @@
     <w:uiPriority w:val="9"/>
     <w:rsid w:val="00A10FD9"/>
     <w:rPr>
-      <w:rFonts w:ascii="Kallisto" w:cs="Kallisto" w:eastAsia="Kallisto" w:hAnsi="Kallisto"/>
+      <w:rFonts w:ascii="Arial Narrow" w:cs="Arial Narrow" w:eastAsia="Arial Narrow" w:hAnsi="Arial Narrow"/>
       <w:color w:val="1A2332"/>
       <w:sz w:val="40"/>
       <w:szCs w:val="40"/>
@@ -1217,7 +1217,7 @@
     <w:semiHidden/>
     <w:rsid w:val="00A10FD9"/>
     <w:rPr>
-      <w:rFonts w:ascii="Kallisto" w:cs="Kallisto" w:eastAsia="Kallisto" w:hAnsi="Kallisto"/>
+      <w:rFonts w:ascii="Arial Narrow" w:cs="Arial Narrow" w:eastAsia="Arial Narrow" w:hAnsi="Arial Narrow"/>
       <w:color w:val="1A2332"/>
       <w:sz w:val="32"/>
       <w:szCs w:val="32"/>
@@ -1435,7 +1435,7 @@
     <w:name w:val="AF Inline Code"/>
     <w:basedOn w:val="BodyTextChar"/>
     <w:rPr>
-      <w:rFonts w:ascii="Courier Prime" w:hAnsi="Courier Prime"/>
+      <w:rFonts w:ascii="Courier New" w:hAnsi="Courier New"/>
       <w:sz w:val="22"/>
     </w:rPr>
   </w:style>

--- a/outputs/02_Executive_Summary.docx
+++ b/outputs/02_Executive_Summary.docx
@@ -2,7 +2,7 @@
 <file path=word/document.xml><?xml version="1.0" encoding="utf-8"?>
 <w:document xmlns:w="http://schemas.openxmlformats.org/wordprocessingml/2006/main" xmlns:m="http://schemas.openxmlformats.org/officeDocument/2006/math" xmlns:r="http://schemas.openxmlformats.org/officeDocument/2006/relationships" xmlns:o="urn:schemas-microsoft-com:office:office" xmlns:v="urn:schemas-microsoft-com:vml" xmlns:w10="urn:schemas-microsoft-com:office:word" xmlns:a="http://schemas.openxmlformats.org/drawingml/2006/main" xmlns:pic="http://schemas.openxmlformats.org/drawingml/2006/picture" xmlns:wp="http://schemas.openxmlformats.org/drawingml/2006/wordprocessingDrawing">
   <w:body>
-    <w:bookmarkStart w:id="14" w:name="executive-summary"/>
+    <w:bookmarkStart w:id="25" w:name="executive-summary"/>
     <w:p>
       <w:pPr>
         <w:pStyle w:val="Heading1"/>
@@ -17,8 +17,8 @@
       </w:pPr>
       <w:r>
         <w:rPr>
+          <w:bCs/>
           <w:b/>
-          <w:bCs/>
         </w:rPr>
         <w:t xml:space="preserve">Spring 2026 Performance Review · [REDACTED]</w:t>
       </w:r>
@@ -27,8 +27,8 @@
       </w:r>
       <w:r>
         <w:rPr>
+          <w:bCs/>
           <w:b/>
-          <w:bCs/>
         </w:rPr>
         <w:t xml:space="preserve">CSC 289 (Software Development Capstone) · CTS 285 (Web Application Development) · CPD Tools Group</w:t>
       </w:r>
@@ -40,7 +40,7 @@
         </w:pict>
       </w:r>
     </w:p>
-    <w:bookmarkStart w:id="9" w:name="headline"/>
+    <w:bookmarkStart w:id="20" w:name="headline"/>
     <w:p>
       <w:pPr>
         <w:pStyle w:val="Heading2"/>
@@ -64,8 +64,8 @@
         </w:pict>
       </w:r>
     </w:p>
-    <w:bookmarkEnd w:id="9"/>
-    <w:bookmarkStart w:id="10" w:name="spring-2026-at-a-glance"/>
+    <w:bookmarkEnd w:id="20"/>
+    <w:bookmarkStart w:id="21" w:name="spring-2026-at-a-glance"/>
     <w:p>
       <w:pPr>
         <w:pStyle w:val="Heading2"/>
@@ -78,8 +78,8 @@
       <w:tblPr>
         <w:tblStyle w:val="Table"/>
         <w:tblW w:type="pct" w:w="5000"/>
-        <w:tblLayout w:type="fixed"/>
         <w:tblLook w:firstRow="1" w:lastRow="0" w:firstColumn="0" w:lastColumn="0" w:noHBand="0" w:noVBand="0" w:val="0020"/>
+        <w:jc w:val="start"/>
       </w:tblPr>
       <w:tblGrid>
         <w:gridCol w:w="3960"/>
@@ -87,13 +87,14 @@
       </w:tblGrid>
       <w:tr>
         <w:trPr>
-          <w:tblHeader w:val="on"/>
+          <w:tblHeader w:val="true"/>
         </w:trPr>
         <w:tc>
           <w:tcPr/>
           <w:p>
             <w:pPr>
               <w:pStyle w:val="Compact"/>
+              <w:jc w:val="left"/>
             </w:pPr>
             <w:r>
               <w:t xml:space="preserve">Metric</w:t>
@@ -105,6 +106,7 @@
           <w:p>
             <w:pPr>
               <w:pStyle w:val="Compact"/>
+              <w:jc w:val="left"/>
             </w:pPr>
             <w:r>
               <w:t xml:space="preserve">Value</w:t>
@@ -118,6 +120,7 @@
           <w:p>
             <w:pPr>
               <w:pStyle w:val="Compact"/>
+              <w:jc w:val="left"/>
             </w:pPr>
             <w:r>
               <w:t xml:space="preserve">Performance objectives completed</w:t>
@@ -129,6 +132,7 @@
           <w:p>
             <w:pPr>
               <w:pStyle w:val="Compact"/>
+              <w:jc w:val="left"/>
             </w:pPr>
             <w:r>
               <w:t xml:space="preserve">3 of 3 (plus Objective Zero)</w:t>
@@ -142,6 +146,7 @@
           <w:p>
             <w:pPr>
               <w:pStyle w:val="Compact"/>
+              <w:jc w:val="left"/>
             </w:pPr>
             <w:r>
               <w:t xml:space="preserve">Courses delivered under the framework</w:t>
@@ -153,6 +158,7 @@
           <w:p>
             <w:pPr>
               <w:pStyle w:val="Compact"/>
+              <w:jc w:val="left"/>
             </w:pPr>
             <w:r>
               <w:t xml:space="preserve">2 (CSC 289, CTS 285)</w:t>
@@ -166,6 +172,7 @@
           <w:p>
             <w:pPr>
               <w:pStyle w:val="Compact"/>
+              <w:jc w:val="left"/>
             </w:pPr>
             <w:r>
               <w:t xml:space="preserve">Capstone teams paired with Graphic Design</w:t>
@@ -177,6 +184,7 @@
           <w:p>
             <w:pPr>
               <w:pStyle w:val="Compact"/>
+              <w:jc w:val="left"/>
             </w:pPr>
             <w:r>
               <w:t xml:space="preserve">5 of 5 completed</w:t>
@@ -190,6 +198,7 @@
           <w:p>
             <w:pPr>
               <w:pStyle w:val="Compact"/>
+              <w:jc w:val="left"/>
             </w:pPr>
             <w:r>
               <w:t xml:space="preserve">Cross-departmental milestone completion</w:t>
@@ -201,6 +210,7 @@
           <w:p>
             <w:pPr>
               <w:pStyle w:val="Compact"/>
+              <w:jc w:val="left"/>
             </w:pPr>
             <w:r>
               <w:t xml:space="preserve">100%</w:t>
@@ -214,6 +224,7 @@
           <w:p>
             <w:pPr>
               <w:pStyle w:val="Compact"/>
+              <w:jc w:val="left"/>
             </w:pPr>
             <w:r>
               <w:t xml:space="preserve">Average collaboration rubric score (Obj. 1)</w:t>
@@ -225,6 +236,7 @@
           <w:p>
             <w:pPr>
               <w:pStyle w:val="Compact"/>
+              <w:jc w:val="left"/>
             </w:pPr>
             <w:r>
               <w:t xml:space="preserve">87 / 100</w:t>
@@ -238,6 +250,7 @@
           <w:p>
             <w:pPr>
               <w:pStyle w:val="Compact"/>
+              <w:jc w:val="left"/>
             </w:pPr>
             <w:r>
               <w:t xml:space="preserve">Students creating issues before code by Sprint 2 (Obj. 2)</w:t>
@@ -249,6 +262,7 @@
           <w:p>
             <w:pPr>
               <w:pStyle w:val="Compact"/>
+              <w:jc w:val="left"/>
             </w:pPr>
             <w:r>
               <w:t xml:space="preserve">100%</w:t>
@@ -262,6 +276,7 @@
           <w:p>
             <w:pPr>
               <w:pStyle w:val="Compact"/>
+              <w:jc w:val="left"/>
             </w:pPr>
             <w:r>
               <w:t xml:space="preserve">Pull requests properly linked to tracked issues (Obj. 2)</w:t>
@@ -273,6 +288,7 @@
           <w:p>
             <w:pPr>
               <w:pStyle w:val="Compact"/>
+              <w:jc w:val="left"/>
             </w:pPr>
             <w:r>
               <w:t xml:space="preserve">95%</w:t>
@@ -286,6 +302,7 @@
           <w:p>
             <w:pPr>
               <w:pStyle w:val="Compact"/>
+              <w:jc w:val="left"/>
             </w:pPr>
             <w:r>
               <w:t xml:space="preserve">Merge conflicts handled without instructor intervention (Obj. 2)</w:t>
@@ -297,6 +314,7 @@
           <w:p>
             <w:pPr>
               <w:pStyle w:val="Compact"/>
+              <w:jc w:val="left"/>
             </w:pPr>
             <w:r>
               <w:t xml:space="preserve">89%</w:t>
@@ -310,6 +328,7 @@
           <w:p>
             <w:pPr>
               <w:pStyle w:val="Compact"/>
+              <w:jc w:val="left"/>
             </w:pPr>
             <w:r>
               <w:t xml:space="preserve">Work lost to Git mistakes across the term (Obj. 2)</w:t>
@@ -321,6 +340,7 @@
           <w:p>
             <w:pPr>
               <w:pStyle w:val="Compact"/>
+              <w:jc w:val="left"/>
             </w:pPr>
             <w:r>
               <w:t xml:space="preserve">0</w:t>
@@ -334,6 +354,7 @@
           <w:p>
             <w:pPr>
               <w:pStyle w:val="Compact"/>
+              <w:jc w:val="left"/>
             </w:pPr>
             <w:r>
               <w:t xml:space="preserve">Average peer review score (Obj. 2)</w:t>
@@ -345,6 +366,7 @@
           <w:p>
             <w:pPr>
               <w:pStyle w:val="Compact"/>
+              <w:jc w:val="left"/>
             </w:pPr>
             <w:r>
               <w:t xml:space="preserve">85 / 100</w:t>
@@ -358,6 +380,7 @@
           <w:p>
             <w:pPr>
               <w:pStyle w:val="Compact"/>
+              <w:jc w:val="left"/>
             </w:pPr>
             <w:r>
               <w:t xml:space="preserve">Ghost Student Discovery Tool — ship status (Obj. 3)</w:t>
@@ -369,6 +392,7 @@
           <w:p>
             <w:pPr>
               <w:pStyle w:val="Compact"/>
+              <w:jc w:val="left"/>
             </w:pPr>
             <w:r>
               <w:t xml:space="preserve">Delivered May 2026</w:t>
@@ -382,6 +406,7 @@
           <w:p>
             <w:pPr>
               <w:pStyle w:val="Compact"/>
+              <w:jc w:val="left"/>
             </w:pPr>
             <w:r>
               <w:t xml:space="preserve">Student records covered by the tool’s screening</w:t>
@@ -393,6 +418,7 @@
           <w:p>
             <w:pPr>
               <w:pStyle w:val="Compact"/>
+              <w:jc w:val="left"/>
             </w:pPr>
             <w:r>
               <w:t xml:space="preserve">~12,000</w:t>
@@ -406,6 +432,7 @@
           <w:p>
             <w:pPr>
               <w:pStyle w:val="Compact"/>
+              <w:jc w:val="left"/>
             </w:pPr>
             <w:r>
               <w:t xml:space="preserve">Dilts neurological levels addressed by the framework (Obj. 0)</w:t>
@@ -417,6 +444,7 @@
           <w:p>
             <w:pPr>
               <w:pStyle w:val="Compact"/>
+              <w:jc w:val="left"/>
             </w:pPr>
             <w:r>
               <w:t xml:space="preserve">6 of 6</w:t>
@@ -432,8 +460,8 @@
         </w:pict>
       </w:r>
     </w:p>
-    <w:bookmarkEnd w:id="10"/>
-    <w:bookmarkStart w:id="11" w:name="the-distinction-that-matters"/>
+    <w:bookmarkEnd w:id="21"/>
+    <w:bookmarkStart w:id="22" w:name="the-distinction-that-matters"/>
     <w:p>
       <w:pPr>
         <w:pStyle w:val="Heading2"/>
@@ -454,8 +482,8 @@
       </w:r>
       <w:r>
         <w:rPr>
+          <w:iCs/>
           <w:i/>
-          <w:iCs/>
         </w:rPr>
         <w:t xml:space="preserve">Sauce &amp; Spoon</w:t>
       </w:r>
@@ -467,8 +495,8 @@
       </w:r>
       <w:r>
         <w:rPr>
+          <w:bCs/>
           <w:b/>
-          <w:bCs/>
         </w:rPr>
         <w:t xml:space="preserve">What was built here is the restaurant.</w:t>
       </w:r>
@@ -486,8 +514,8 @@
         </w:pict>
       </w:r>
     </w:p>
-    <w:bookmarkEnd w:id="11"/>
-    <w:bookmarkStart w:id="12" w:name="objective-summaries"/>
+    <w:bookmarkEnd w:id="22"/>
+    <w:bookmarkStart w:id="23" w:name="objective-summaries"/>
     <w:p>
       <w:pPr>
         <w:pStyle w:val="Heading2"/>
@@ -502,8 +530,8 @@
       </w:pPr>
       <w:r>
         <w:rPr>
+          <w:bCs/>
           <w:b/>
-          <w:bCs/>
         </w:rPr>
         <w:t xml:space="preserve">Objective 1 — Cross-Departmental Capstone Collaboration Framework.</w:t>
       </w:r>
@@ -520,8 +548,8 @@
       </w:pPr>
       <w:r>
         <w:rPr>
+          <w:bCs/>
           <w:b/>
-          <w:bCs/>
         </w:rPr>
         <w:t xml:space="preserve">Objective 2 — Source Control &amp; Version Control Instructional Modules.</w:t>
       </w:r>
@@ -547,8 +575,8 @@
       </w:pPr>
       <w:r>
         <w:rPr>
+          <w:bCs/>
           <w:b/>
-          <w:bCs/>
         </w:rPr>
         <w:t xml:space="preserve">Objective 3 — Ghost Student Discovery Tool (Project Management Contribution).</w:t>
       </w:r>
@@ -563,8 +591,8 @@
       </w:r>
       <w:r>
         <w:rPr>
+          <w:bCs/>
           <w:b/>
-          <w:bCs/>
         </w:rPr>
         <w:t xml:space="preserve">HS</w:t>
       </w:r>
@@ -579,8 +607,8 @@
       </w:r>
       <w:r>
         <w:rPr>
+          <w:bCs/>
           <w:b/>
-          <w:bCs/>
         </w:rPr>
         <w:t xml:space="preserve">MM</w:t>
       </w:r>
@@ -592,8 +620,8 @@
       </w:r>
       <w:r>
         <w:rPr>
+          <w:bCs/>
           <w:b/>
-          <w:bCs/>
         </w:rPr>
         <w:t xml:space="preserve">BS</w:t>
       </w:r>
@@ -605,8 +633,8 @@
       </w:r>
       <w:r>
         <w:rPr>
+          <w:bCs/>
           <w:b/>
-          <w:bCs/>
         </w:rPr>
         <w:t xml:space="preserve">DT</w:t>
       </w:r>
@@ -623,8 +651,8 @@
       </w:pPr>
       <w:r>
         <w:rPr>
+          <w:bCs/>
           <w:b/>
-          <w:bCs/>
         </w:rPr>
         <w:t xml:space="preserve">Objective Zero — Multi-Level Immersive Instructional Environment.</w:t>
       </w:r>
@@ -636,8 +664,8 @@
       </w:r>
       <w:r>
         <w:rPr>
+          <w:iCs/>
           <w:i/>
-          <w:iCs/>
         </w:rPr>
         <w:t xml:space="preserve">ASQ</w:t>
       </w:r>
@@ -649,8 +677,8 @@
       </w:r>
       <w:r>
         <w:rPr>
+          <w:bCs/>
           <w:b/>
-          <w:bCs/>
         </w:rPr>
         <w:t xml:space="preserve">dy/dx</w:t>
       </w:r>
@@ -683,8 +711,8 @@
         </w:pict>
       </w:r>
     </w:p>
-    <w:bookmarkEnd w:id="12"/>
-    <w:bookmarkStart w:id="13" w:name="bottom-line"/>
+    <w:bookmarkEnd w:id="23"/>
+    <w:bookmarkStart w:id="24" w:name="bottom-line"/>
     <w:p>
       <w:pPr>
         <w:pStyle w:val="Heading2"/>
@@ -701,8 +729,8 @@
         <w:t xml:space="preserve">All three specified objectives were achieved — and the supporting infrastructure that made them achievable was built in parallel and is now available for institutional reuse. The original performance objectives were written for a course delivery role. The work documented here operates at the level above — the level at which the conditions for effective course delivery are designed, built, instrumented, and made replicable. The rest of this binder is the evidence base.</w:t>
       </w:r>
     </w:p>
-    <w:bookmarkEnd w:id="13"/>
-    <w:bookmarkEnd w:id="14"/>
+    <w:bookmarkEnd w:id="24"/>
+    <w:bookmarkEnd w:id="25"/>
     <w:sectPr>
       <w:footnotePr>
         <w:numRestart w:val="eachSect"/>
@@ -738,14 +766,14 @@
 <file path=word/numbering.xml><?xml version="1.0" encoding="utf-8"?>
 <w:numbering xmlns:w="http://schemas.openxmlformats.org/wordprocessingml/2006/main">
   <w:abstractNum w:abstractNumId="990">
-    <w:nsid w:val="0000A990"/>
+    <w:nsid w:val="A990"/>
     <w:multiLevelType w:val="multilevel"/>
     <w:lvl w:ilvl="0">
       <w:numFmt w:val="bullet"/>
       <w:lvlText w:val=" "/>
       <w:lvlJc w:val="left"/>
       <w:pPr>
-        <w:ind w:left="720" w:hanging="360"/>
+        <w:ind w:left="720" w:hanging="480"/>
       </w:pPr>
     </w:lvl>
     <w:lvl w:ilvl="1">
@@ -753,7 +781,7 @@
       <w:lvlText w:val=" "/>
       <w:lvlJc w:val="left"/>
       <w:pPr>
-        <w:ind w:left="1440" w:hanging="360"/>
+        <w:ind w:left="1440" w:hanging="480"/>
       </w:pPr>
     </w:lvl>
     <w:lvl w:ilvl="2">
@@ -761,7 +789,7 @@
       <w:lvlText w:val=" "/>
       <w:lvlJc w:val="left"/>
       <w:pPr>
-        <w:ind w:left="2160" w:hanging="360"/>
+        <w:ind w:left="2160" w:hanging="480"/>
       </w:pPr>
     </w:lvl>
     <w:lvl w:ilvl="3">
@@ -769,7 +797,7 @@
       <w:lvlText w:val=" "/>
       <w:lvlJc w:val="left"/>
       <w:pPr>
-        <w:ind w:left="2880" w:hanging="360"/>
+        <w:ind w:left="2880" w:hanging="480"/>
       </w:pPr>
     </w:lvl>
     <w:lvl w:ilvl="4">
@@ -777,7 +805,7 @@
       <w:lvlText w:val=" "/>
       <w:lvlJc w:val="left"/>
       <w:pPr>
-        <w:ind w:left="3600" w:hanging="360"/>
+        <w:ind w:left="3600" w:hanging="480"/>
       </w:pPr>
     </w:lvl>
     <w:lvl w:ilvl="5">
@@ -785,7 +813,7 @@
       <w:lvlText w:val=" "/>
       <w:lvlJc w:val="left"/>
       <w:pPr>
-        <w:ind w:left="4320" w:hanging="360"/>
+        <w:ind w:left="4320" w:hanging="480"/>
       </w:pPr>
     </w:lvl>
     <w:lvl w:ilvl="6">
@@ -793,7 +821,7 @@
       <w:lvlText w:val=" "/>
       <w:lvlJc w:val="left"/>
       <w:pPr>
-        <w:ind w:left="5040" w:hanging="360"/>
+        <w:ind w:left="5040" w:hanging="480"/>
       </w:pPr>
     </w:lvl>
     <w:lvl w:ilvl="7">
@@ -801,7 +829,7 @@
       <w:lvlText w:val=" "/>
       <w:lvlJc w:val="left"/>
       <w:pPr>
-        <w:ind w:left="5760" w:hanging="360"/>
+        <w:ind w:left="5760" w:hanging="480"/>
       </w:pPr>
     </w:lvl>
     <w:lvl w:ilvl="8">
@@ -809,7 +837,7 @@
       <w:lvlText w:val=" "/>
       <w:lvlJc w:val="left"/>
       <w:pPr>
-        <w:ind w:left="6480" w:hanging="360"/>
+        <w:ind w:left="6480" w:hanging="480"/>
       </w:pPr>
     </w:lvl>
   </w:abstractNum>
@@ -1487,8 +1515,8 @@
     <w:name w:val="KeywordTok"/>
     <w:basedOn w:val="VerbatimChar"/>
     <w:rPr>
+      <w:color w:val="007020"/>
       <w:b/>
-      <w:color w:val="007020"/>
     </w:rPr>
   </w:style>
   <w:style w:type="character" w:customStyle="1" w:styleId="DataTypeTok">
@@ -1565,42 +1593,42 @@
     <w:name w:val="ImportTok"/>
     <w:basedOn w:val="VerbatimChar"/>
     <w:rPr>
+      <w:color w:val="008000"/>
       <w:b/>
-      <w:color w:val="008000"/>
     </w:rPr>
   </w:style>
   <w:style w:type="character" w:customStyle="1" w:styleId="CommentTok">
     <w:name w:val="CommentTok"/>
     <w:basedOn w:val="VerbatimChar"/>
     <w:rPr>
+      <w:color w:val="60a0b0"/>
       <w:i/>
-      <w:color w:val="60a0b0"/>
     </w:rPr>
   </w:style>
   <w:style w:type="character" w:customStyle="1" w:styleId="DocumentationTok">
     <w:name w:val="DocumentationTok"/>
     <w:basedOn w:val="VerbatimChar"/>
     <w:rPr>
+      <w:color w:val="ba2121"/>
       <w:i/>
-      <w:color w:val="ba2121"/>
     </w:rPr>
   </w:style>
   <w:style w:type="character" w:customStyle="1" w:styleId="AnnotationTok">
     <w:name w:val="AnnotationTok"/>
     <w:basedOn w:val="VerbatimChar"/>
     <w:rPr>
+      <w:color w:val="60a0b0"/>
       <w:b/>
       <w:i/>
-      <w:color w:val="60a0b0"/>
     </w:rPr>
   </w:style>
   <w:style w:type="character" w:customStyle="1" w:styleId="CommentVarTok">
     <w:name w:val="CommentVarTok"/>
     <w:basedOn w:val="VerbatimChar"/>
     <w:rPr>
+      <w:color w:val="60a0b0"/>
       <w:b/>
       <w:i/>
-      <w:color w:val="60a0b0"/>
     </w:rPr>
   </w:style>
   <w:style w:type="character" w:customStyle="1" w:styleId="OtherTok">
@@ -1628,8 +1656,8 @@
     <w:name w:val="ControlFlowTok"/>
     <w:basedOn w:val="VerbatimChar"/>
     <w:rPr>
+      <w:color w:val="007020"/>
       <w:b/>
-      <w:color w:val="007020"/>
     </w:rPr>
   </w:style>
   <w:style w:type="character" w:customStyle="1" w:styleId="OperatorTok">
@@ -1674,34 +1702,34 @@
     <w:name w:val="InformationTok"/>
     <w:basedOn w:val="VerbatimChar"/>
     <w:rPr>
+      <w:color w:val="60a0b0"/>
       <w:b/>
       <w:i/>
-      <w:color w:val="60a0b0"/>
     </w:rPr>
   </w:style>
   <w:style w:type="character" w:customStyle="1" w:styleId="WarningTok">
     <w:name w:val="WarningTok"/>
     <w:basedOn w:val="VerbatimChar"/>
     <w:rPr>
+      <w:color w:val="60a0b0"/>
       <w:b/>
       <w:i/>
-      <w:color w:val="60a0b0"/>
     </w:rPr>
   </w:style>
   <w:style w:type="character" w:customStyle="1" w:styleId="AlertTok">
     <w:name w:val="AlertTok"/>
     <w:basedOn w:val="VerbatimChar"/>
     <w:rPr>
+      <w:color w:val="ff0000"/>
       <w:b/>
-      <w:color w:val="ff0000"/>
     </w:rPr>
   </w:style>
   <w:style w:type="character" w:customStyle="1" w:styleId="ErrorTok">
     <w:name w:val="ErrorTok"/>
     <w:basedOn w:val="VerbatimChar"/>
     <w:rPr>
+      <w:color w:val="ff0000"/>
       <w:b/>
-      <w:color w:val="ff0000"/>
     </w:rPr>
   </w:style>
   <w:style w:type="character" w:customStyle="1" w:styleId="NormalTok">

--- a/outputs/02_Executive_Summary.docx
+++ b/outputs/02_Executive_Summary.docx
@@ -556,7 +556,7 @@
         <w:t xml:space="preserve"> </w:t>
       </w:r>
       <w:r>
-        <w:t xml:space="preserve">Provided project management, Agile/Scrum mentoring, requirements gathering, and documentation support to the CPD Tools Group development team — lead developers</w:t>
+        <w:t xml:space="preserve">The CPD Tools Group development team — lead developers</w:t>
       </w:r>
       <w:r>
         <w:t xml:space="preserve"> </w:t>
@@ -598,7 +598,7 @@
         <w:t xml:space="preserve">BS</w:t>
       </w:r>
       <w:r>
-        <w:t xml:space="preserve">, team lead</w:t>
+        <w:t xml:space="preserve">, with</w:t>
       </w:r>
       <w:r>
         <w:t xml:space="preserve"> </w:t>
@@ -608,13 +608,13 @@
           <w:b/>
           <w:bCs/>
         </w:rPr>
-        <w:t xml:space="preserve">DT</w:t>
+        <w:t xml:space="preserve">Chair (DT)</w:t>
       </w:r>
       <w:r>
         <w:t xml:space="preserve"> </w:t>
       </w:r>
       <w:r>
-        <w:t xml:space="preserve">— on a tool detecting ghost-student fraud and anomalous enrollment patterns across the college’s ~12,000 student records. The same methodology codified in Objectives 1 and 2 (structured briefs, milestone-anchored handoffs, Sacred Workflow discipline) was applied to a live institutional project aligned with the U.S. Department of Education’s mid-2025 identity-verification mandates and ahead of the Fall 2026 enrollment cycle. Tool delivered May 2026; all stakeholder-identified detection signals implemented as working capabilities; manual review burden reduced from ~12,000 records to a tractable flagged subset. Full credit for technical design and build belongs to the development team. The regional threat is documented and prosecuted — the $4.7M Melvin case (sentenced June 2025) named FTCC directly.</w:t>
+        <w:t xml:space="preserve">— designed, built, and shipped a tool detecting ghost-student fraud and anomalous enrollment patterns across the college’s ~12,000 student records. Tool delivered May 2026; all stakeholder-identified detection signals implemented as working capabilities; manual review burden reduced from ~12,000 records to a tractable flagged subset. The contributor’s role on this team objective was project management, Agile/Scrum mentoring, requirements gathering, and documentation support — applying the methodology codified in Objectives 1 and 2 (structured briefs, milestone-anchored handoffs, Sacred Workflow discipline) to a live institutional project aligned with the U.S. Department of Education’s mid-2025 identity-verification mandates and ahead of the Fall 2026 enrollment cycle. Full credit for technical design and build belongs to the development team. The regional threat is documented and prosecuted — the $4.7M Melvin case (sentenced June 2025) named FTCC directly.</w:t>
       </w:r>
     </w:p>
     <w:p>

--- a/outputs/02_Executive_Summary.docx
+++ b/outputs/02_Executive_Summary.docx
@@ -2,7 +2,7 @@
 <file path=word/document.xml><?xml version="1.0" encoding="utf-8"?>
 <w:document xmlns:w="http://schemas.openxmlformats.org/wordprocessingml/2006/main" xmlns:m="http://schemas.openxmlformats.org/officeDocument/2006/math" xmlns:r="http://schemas.openxmlformats.org/officeDocument/2006/relationships" xmlns:o="urn:schemas-microsoft-com:office:office" xmlns:v="urn:schemas-microsoft-com:vml" xmlns:w10="urn:schemas-microsoft-com:office:word" xmlns:a="http://schemas.openxmlformats.org/drawingml/2006/main" xmlns:pic="http://schemas.openxmlformats.org/drawingml/2006/picture" xmlns:wp="http://schemas.openxmlformats.org/drawingml/2006/wordprocessingDrawing">
   <w:body>
-    <w:bookmarkStart w:id="14" w:name="executive-summary"/>
+    <w:bookmarkStart w:id="13" w:name="executive-summary"/>
     <w:p>
       <w:pPr>
         <w:pStyle w:val="Heading1"/>
@@ -54,7 +54,7 @@
         <w:pStyle w:val="FirstParagraph"/>
       </w:pPr>
       <w:r>
-        <w:t xml:space="preserve">Three formal performance objectives were specified for the Spring 2026 review period. All three were achieved, with documented outcomes that meet or exceed the stated criteria. A fourth objective — the design and construction of the instructional infrastructure inside which the other three operate — was completed in parallel and is documented as Objective Zero. The deliverable specified by the original objectives was effective course delivery. The deliverable built was the infrastructure that makes effective course delivery possible, replicable, and measurable.</w:t>
+        <w:t xml:space="preserve">Three formal performance objectives were specified for the Spring 2026 review period. All three were met, with documented outcomes against the stated criteria. The instructional environment inside which Objective 2’s four assignments were delivered — the AlgoCratic Futures in-character simulation — is documented in a background chapter at the end of the binder as supporting context for how those assignments were delivered, not as a separate performance objective.</w:t>
       </w:r>
     </w:p>
     <w:p>
@@ -131,7 +131,7 @@
               <w:pStyle w:val="Compact"/>
             </w:pPr>
             <w:r>
-              <w:t xml:space="preserve">3 of 3 (plus Objective Zero)</w:t>
+              <w:t xml:space="preserve">3 of 3</w:t>
             </w:r>
           </w:p>
         </w:tc>
@@ -179,7 +179,7 @@
               <w:pStyle w:val="Compact"/>
             </w:pPr>
             <w:r>
-              <w:t xml:space="preserve">5 of 5 completed</w:t>
+              <w:t xml:space="preserve">5 of 5 completed [SOURCE NEEDED: course roster / pairing record]</w:t>
             </w:r>
           </w:p>
         </w:tc>
@@ -203,7 +203,7 @@
               <w:pStyle w:val="Compact"/>
             </w:pPr>
             <w:r>
-              <w:t xml:space="preserve">100%</w:t>
+              <w:t xml:space="preserve">100% [SOURCE NEEDED: milestone log]</w:t>
             </w:r>
           </w:p>
         </w:tc>
@@ -227,7 +227,7 @@
               <w:pStyle w:val="Compact"/>
             </w:pPr>
             <w:r>
-              <w:t xml:space="preserve">87 / 100</w:t>
+              <w:t xml:space="preserve">87 / 100 [SOURCE NEEDED: graded rubrics]</w:t>
             </w:r>
           </w:p>
         </w:tc>
@@ -251,7 +251,7 @@
               <w:pStyle w:val="Compact"/>
             </w:pPr>
             <w:r>
-              <w:t xml:space="preserve">100%</w:t>
+              <w:t xml:space="preserve">100% [SOURCE NEEDED: GitHub org export / sprint artifact]</w:t>
             </w:r>
           </w:p>
         </w:tc>
@@ -275,7 +275,7 @@
               <w:pStyle w:val="Compact"/>
             </w:pPr>
             <w:r>
-              <w:t xml:space="preserve">95%</w:t>
+              <w:t xml:space="preserve">95% [SOURCE NEEDED: GitHub org export]</w:t>
             </w:r>
           </w:p>
         </w:tc>
@@ -299,7 +299,7 @@
               <w:pStyle w:val="Compact"/>
             </w:pPr>
             <w:r>
-              <w:t xml:space="preserve">89%</w:t>
+              <w:t xml:space="preserve">89% [SOURCE NEEDED: instructor log / git history analysis]</w:t>
             </w:r>
           </w:p>
         </w:tc>
@@ -323,7 +323,7 @@
               <w:pStyle w:val="Compact"/>
             </w:pPr>
             <w:r>
-              <w:t xml:space="preserve">0</w:t>
+              <w:t xml:space="preserve">0 [SOURCE NEEDED: incident log / counting method]</w:t>
             </w:r>
           </w:p>
         </w:tc>
@@ -347,7 +347,7 @@
               <w:pStyle w:val="Compact"/>
             </w:pPr>
             <w:r>
-              <w:t xml:space="preserve">85 / 100</w:t>
+              <w:t xml:space="preserve">85 / 100 [SOURCE NEEDED: graded rubrics]</w:t>
             </w:r>
           </w:p>
         </w:tc>
@@ -395,31 +395,7 @@
               <w:pStyle w:val="Compact"/>
             </w:pPr>
             <w:r>
-              <w:t xml:space="preserve">~12,000</w:t>
-            </w:r>
-          </w:p>
-        </w:tc>
-      </w:tr>
-      <w:tr>
-        <w:tc>
-          <w:tcPr/>
-          <w:p>
-            <w:pPr>
-              <w:pStyle w:val="Compact"/>
-            </w:pPr>
-            <w:r>
-              <w:t xml:space="preserve">Dilts neurological levels addressed by the framework (Obj. 0)</w:t>
-            </w:r>
-          </w:p>
-        </w:tc>
-        <w:tc>
-          <w:tcPr/>
-          <w:p>
-            <w:pPr>
-              <w:pStyle w:val="Compact"/>
-            </w:pPr>
-            <w:r>
-              <w:t xml:space="preserve">6 of 6</w:t>
+              <w:t xml:space="preserve">~12,000 [SOURCE NEEDED: registrar export]</w:t>
             </w:r>
           </w:p>
         </w:tc>
@@ -433,61 +409,7 @@
       </w:r>
     </w:p>
     <w:bookmarkEnd w:id="10"/>
-    <w:bookmarkStart w:id="11" w:name="the-distinction-that-matters"/>
-    <w:p>
-      <w:pPr>
-        <w:pStyle w:val="Heading2"/>
-      </w:pPr>
-      <w:r>
-        <w:t xml:space="preserve">The Distinction That Matters</w:t>
-      </w:r>
-    </w:p>
-    <w:p>
-      <w:pPr>
-        <w:pStyle w:val="FirstParagraph"/>
-      </w:pPr>
-      <w:r>
-        <w:t xml:space="preserve">The Google Project Management Certificate capstone,</w:t>
-      </w:r>
-      <w:r>
-        <w:t xml:space="preserve"> </w:t>
-      </w:r>
-      <w:r>
-        <w:rPr>
-          <w:i/>
-          <w:iCs/>
-        </w:rPr>
-        <w:t xml:space="preserve">Sauce &amp; Spoon</w:t>
-      </w:r>
-      <w:r>
-        <w:t xml:space="preserve">, asks students to manage a fictional restaurant. Thousands of practitioners have completed it. It is a well-regarded credential.</w:t>
-      </w:r>
-      <w:r>
-        <w:t xml:space="preserve"> </w:t>
-      </w:r>
-      <w:r>
-        <w:rPr>
-          <w:b/>
-          <w:bCs/>
-        </w:rPr>
-        <w:t xml:space="preserve">What was built here is the restaurant.</w:t>
-      </w:r>
-      <w:r>
-        <w:t xml:space="preserve"> </w:t>
-      </w:r>
-      <w:r>
-        <w:t xml:space="preserve">The work documented in this binder is not the work of running a scenario — it is the work of designing one, delivering it across two courses, instrumenting it for measurement, and making it replicable by other instructors. That is a different order of labor. It produces a different institutional artifact.</w:t>
-      </w:r>
-    </w:p>
-    <w:p>
-      <w:r>
-        <w:pict>
-          <v:rect style="width:0;height:1.5pt" o:hralign="center" o:hrstd="t" o:hr="t"/>
-        </w:pict>
-      </w:r>
-    </w:p>
-    <w:bookmarkEnd w:id="11"/>
-    <w:bookmarkStart w:id="12" w:name="objective-summaries"/>
+    <w:bookmarkStart w:id="11" w:name="objective-summaries"/>
     <w:p>
       <w:pPr>
         <w:pStyle w:val="Heading2"/>
@@ -626,13 +548,13 @@
           <w:b/>
           <w:bCs/>
         </w:rPr>
-        <w:t xml:space="preserve">Objective Zero — Multi-Level Immersive Instructional Environment.</w:t>
+        <w:t xml:space="preserve">Background — The Instructional Environment.</w:t>
       </w:r>
       <w:r>
         <w:t xml:space="preserve"> </w:t>
       </w:r>
       <w:r>
-        <w:t xml:space="preserve">Designed and deployed the AlgoCratic Futures pedagogical framework: a six-level immersive instructional system grounded in Dilts’ Neurological Levels (1980s), Dweck’s mindset research (Ballantine Books, 2006), Edmondson on psychological safety (</w:t>
+        <w:t xml:space="preserve">The four Objective 2 assignments were delivered inside the AlgoCratic Futures in-character simulation: a six-level immersive instructional system grounded in Dilts’ Neurological Levels (1980s), Dweck’s mindset research (Ballantine Books, 2006), Edmondson on psychological safety (</w:t>
       </w:r>
       <w:r>
         <w:rPr>
@@ -642,7 +564,7 @@
         <w:t xml:space="preserve">ASQ</w:t>
       </w:r>
       <w:r>
-        <w:t xml:space="preserve">, 1999), Lave and Wenger on situated learning (Cambridge UP, 1991), and Poole-Dayan et al. on LLM equity gaps (arXiv:2406.17737, 2024). Operationalized growth-mindset research in rubric form by measuring</w:t>
+        <w:t xml:space="preserve">, 1999), Lave and Wenger on situated learning (Cambridge UP, 1991), and Poole-Dayan et al. on LLM equity gaps (arXiv:2406.17737, 2024). The simulation operationalizes growth-mindset research in rubric form by measuring</w:t>
       </w:r>
       <w:r>
         <w:t xml:space="preserve"> </w:t>
@@ -658,7 +580,7 @@
         <w:t xml:space="preserve"> </w:t>
       </w:r>
       <w:r>
-        <w:t xml:space="preserve">(learning velocity) rather than absolute position. Includes per-group AI access infrastructure (System 1 with context injection, System 2 with Claude Code per-group setup,</w:t>
+        <w:t xml:space="preserve">(learning velocity) rather than absolute position, and includes per-group AI access infrastructure (System 1 with context injection, System 2 with Claude Code per-group setup,</w:t>
       </w:r>
       <w:r>
         <w:t xml:space="preserve"> </w:t>
@@ -673,7 +595,7 @@
         <w:t xml:space="preserve"> </w:t>
       </w:r>
       <w:r>
-        <w:t xml:space="preserve">guardrail files) constituting a structural mitigation of documented LLM underperformance for community-college-served populations.</w:t>
+        <w:t xml:space="preserve">guardrail files) constituting a structural mitigation of documented LLM underperformance for community-college-served populations. Documented in the background chapter that follows the three objective chapters; presented there as the delivery mechanism for Objective 2, not as a separate performance objective.</w:t>
       </w:r>
     </w:p>
     <w:p>
@@ -683,8 +605,8 @@
         </w:pict>
       </w:r>
     </w:p>
-    <w:bookmarkEnd w:id="12"/>
-    <w:bookmarkStart w:id="13" w:name="bottom-line"/>
+    <w:bookmarkEnd w:id="11"/>
+    <w:bookmarkStart w:id="12" w:name="bottom-line"/>
     <w:p>
       <w:pPr>
         <w:pStyle w:val="Heading2"/>
@@ -698,11 +620,11 @@
         <w:pStyle w:val="FirstParagraph"/>
       </w:pPr>
       <w:r>
-        <w:t xml:space="preserve">All three specified objectives were achieved — and the supporting infrastructure that made them achievable was built in parallel and is now available for institutional reuse. The original performance objectives were written for a course delivery role. The work documented here operates at the level above — the level at which the conditions for effective course delivery are designed, built, instrumented, and made replicable. The rest of this binder is the evidence base.</w:t>
+        <w:t xml:space="preserve">All three specified objectives were met. Supporting infrastructure that made them achievable was built in parallel and is available to any colleague who wants it. The rest of this binder is the evidence base.</w:t>
       </w:r>
     </w:p>
+    <w:bookmarkEnd w:id="12"/>
     <w:bookmarkEnd w:id="13"/>
-    <w:bookmarkEnd w:id="14"/>
     <w:sectPr>
       <w:footnotePr>
         <w:numRestart w:val="eachSect"/>
